--- a/tests/corpus/resaved/word-rules/E-tab-hanging.docx
+++ b/tests/corpus/resaved/word-rules/E-tab-hanging.docx
@@ -126,7 +126,7 @@
   <w:abstractNum w:abstractNumId="0" w15:restartNumberingAfterBreak="0">
     <w:nsid w:val="5C3A0011"/>
     <w:multiLevelType w:val="singleLevel"/>
-    <w:tmpl w:val="9900329C"/>
+    <w:tmpl w:val="E6947C56"/>
     <w:lvl w:ilvl="0">
       <w:start w:val="1"/>
       <w:numFmt w:val="decimal"/>
@@ -140,7 +140,7 @@
   <w:abstractNum w:abstractNumId="1" w15:restartNumberingAfterBreak="0">
     <w:nsid w:val="5C3A0012"/>
     <w:multiLevelType w:val="singleLevel"/>
-    <w:tmpl w:val="F350EB28"/>
+    <w:tmpl w:val="0C6E3936"/>
     <w:lvl w:ilvl="0">
       <w:start w:val="1"/>
       <w:numFmt w:val="decimal"/>
@@ -157,7 +157,7 @@
   <w:abstractNum w:abstractNumId="2" w15:restartNumberingAfterBreak="0">
     <w:nsid w:val="5C3A0013"/>
     <w:multiLevelType w:val="singleLevel"/>
-    <w:tmpl w:val="20A82F8C"/>
+    <w:tmpl w:val="227444E6"/>
     <w:lvl w:ilvl="0">
       <w:start w:val="1"/>
       <w:numFmt w:val="decimal"/>
@@ -172,7 +172,7 @@
   <w:abstractNum w:abstractNumId="3" w15:restartNumberingAfterBreak="0">
     <w:nsid w:val="5C3A0014"/>
     <w:multiLevelType w:val="singleLevel"/>
-    <w:tmpl w:val="A058C5D0"/>
+    <w:tmpl w:val="30743BB8"/>
     <w:lvl w:ilvl="0">
       <w:start w:val="1"/>
       <w:numFmt w:val="decimal"/>
@@ -183,16 +183,16 @@
       </w:pPr>
     </w:lvl>
   </w:abstractNum>
-  <w:num w:numId="1" w16cid:durableId="531921020">
+  <w:num w:numId="1" w16cid:durableId="2045866754">
     <w:abstractNumId w:val="0"/>
   </w:num>
-  <w:num w:numId="2" w16cid:durableId="1200321566">
+  <w:num w:numId="2" w16cid:durableId="1545285480">
     <w:abstractNumId w:val="1"/>
   </w:num>
-  <w:num w:numId="3" w16cid:durableId="1998537969">
+  <w:num w:numId="3" w16cid:durableId="1979916340">
     <w:abstractNumId w:val="2"/>
   </w:num>
-  <w:num w:numId="4" w16cid:durableId="249120634">
+  <w:num w:numId="4" w16cid:durableId="866872941">
     <w:abstractNumId w:val="3"/>
   </w:num>
 </w:numbering>
